--- a/output/投研舆情晨报_2026-09-27.docx
+++ b/output/投研舆情晨报_2026-09-27.docx
@@ -19,7 +19,7 @@
           <w:color w:val="8A939E"/>
           <w:sz w:val="18"/>
         </w:rPr>
-        <w:t>覆盖 6 家媒体 · 入库 15,325 条 · 去重后 1,341 条 · 识别热点 42 个</w:t>
+        <w:t>覆盖 6 家媒体 · 入库 15,753 条 · 去重后 1,267 条 · 识别热点 33 个</w:t>
       </w:r>
     </w:p>
     <w:p>
@@ -126,7 +126,7 @@
           </w:tcPr>
           <w:p>
             <w:r>
-              <w:t>0.863</w:t>
+              <w:t>0.740</w:t>
             </w:r>
           </w:p>
         </w:tc>
@@ -166,7 +166,7 @@
           </w:tcPr>
           <w:p>
             <w:r>
-              <w:t>12/3</w:t>
+              <w:t>9/3</w:t>
             </w:r>
           </w:p>
         </w:tc>
@@ -188,7 +188,7 @@
           </w:tcPr>
           <w:p>
             <w:r>
-              <w:t>0.700</w:t>
+              <w:t>0.733</w:t>
             </w:r>
           </w:p>
         </w:tc>
@@ -250,7 +250,7 @@
           </w:tcPr>
           <w:p>
             <w:r>
-              <w:t>0.596</w:t>
+              <w:t>0.729</w:t>
             </w:r>
           </w:p>
         </w:tc>
@@ -270,7 +270,7 @@
           </w:tcPr>
           <w:p>
             <w:r>
-              <w:t>国际市场</w:t>
+              <w:t>交运物流</w:t>
             </w:r>
           </w:p>
         </w:tc>
@@ -280,7 +280,7 @@
           </w:tcPr>
           <w:p>
             <w:r>
-              <w:t>9月26日热门中概股多数下跌，阿里巴巴跌0.8%</w:t>
+              <w:t>返程高峰日预计有76.8万人次坐火车抵京 多条地铁27日延长</w:t>
             </w:r>
           </w:p>
         </w:tc>
@@ -290,7 +290,7 @@
           </w:tcPr>
           <w:p>
             <w:r>
-              <w:t>3/3</w:t>
+              <w:t>10/3</w:t>
             </w:r>
           </w:p>
         </w:tc>
@@ -312,131 +312,7 @@
           </w:tcPr>
           <w:p>
             <w:r>
-              <w:t>0.592</w:t>
-            </w:r>
-          </w:p>
-        </w:tc>
-        <w:tc>
-          <w:tcPr>
-            <w:tcW w:type="dxa" w:w="1440"/>
-          </w:tcPr>
-          <w:p>
-            <w:r>
-              <w:t>爆点</w:t>
-            </w:r>
-          </w:p>
-        </w:tc>
-        <w:tc>
-          <w:tcPr>
-            <w:tcW w:type="dxa" w:w="1440"/>
-          </w:tcPr>
-          <w:p>
-            <w:r>
-              <w:t>综合</w:t>
-            </w:r>
-          </w:p>
-        </w:tc>
-        <w:tc>
-          <w:tcPr>
-            <w:tcW w:type="dxa" w:w="1440"/>
-          </w:tcPr>
-          <w:p>
-            <w:r>
-              <w:t>日本财务大臣片山皋月：日本首相高市早苗“并非再通胀主义者”。</w:t>
-            </w:r>
-          </w:p>
-        </w:tc>
-        <w:tc>
-          <w:tcPr>
-            <w:tcW w:type="dxa" w:w="1440"/>
-          </w:tcPr>
-          <w:p>
-            <w:r>
-              <w:t>4/2</w:t>
-            </w:r>
-          </w:p>
-        </w:tc>
-      </w:tr>
-      <w:tr>
-        <w:tc>
-          <w:tcPr>
-            <w:tcW w:type="dxa" w:w="1440"/>
-          </w:tcPr>
-          <w:p>
-            <w:r>
-              <w:t>5</w:t>
-            </w:r>
-          </w:p>
-        </w:tc>
-        <w:tc>
-          <w:tcPr>
-            <w:tcW w:type="dxa" w:w="1440"/>
-          </w:tcPr>
-          <w:p>
-            <w:r>
-              <w:t>0.592</w:t>
-            </w:r>
-          </w:p>
-        </w:tc>
-        <w:tc>
-          <w:tcPr>
-            <w:tcW w:type="dxa" w:w="1440"/>
-          </w:tcPr>
-          <w:p>
-            <w:r>
-              <w:t>高热</w:t>
-            </w:r>
-          </w:p>
-        </w:tc>
-        <w:tc>
-          <w:tcPr>
-            <w:tcW w:type="dxa" w:w="1440"/>
-          </w:tcPr>
-          <w:p>
-            <w:r>
-              <w:t>金融市场</w:t>
-            </w:r>
-          </w:p>
-        </w:tc>
-        <w:tc>
-          <w:tcPr>
-            <w:tcW w:type="dxa" w:w="1440"/>
-          </w:tcPr>
-          <w:p>
-            <w:r>
-              <w:t>港股收盘：恒生指数跌1.01%，恒生科技指数跌1.13%。网</w:t>
-            </w:r>
-          </w:p>
-        </w:tc>
-        <w:tc>
-          <w:tcPr>
-            <w:tcW w:type="dxa" w:w="1440"/>
-          </w:tcPr>
-          <w:p>
-            <w:r>
-              <w:t>4/2</w:t>
-            </w:r>
-          </w:p>
-        </w:tc>
-      </w:tr>
-      <w:tr>
-        <w:tc>
-          <w:tcPr>
-            <w:tcW w:type="dxa" w:w="1440"/>
-          </w:tcPr>
-          <w:p>
-            <w:r>
-              <w:t>6</w:t>
-            </w:r>
-          </w:p>
-        </w:tc>
-        <w:tc>
-          <w:tcPr>
-            <w:tcW w:type="dxa" w:w="1440"/>
-          </w:tcPr>
-          <w:p>
-            <w:r>
-              <w:t>0.592</w:t>
+              <w:t>0.717</w:t>
             </w:r>
           </w:p>
         </w:tc>
@@ -466,7 +342,7 @@
           </w:tcPr>
           <w:p>
             <w:r>
-              <w:t>美国8月扣除运输类耐用品订单环比初值 0.3%，预期 0.6</w:t>
+              <w:t>AI“包场”数贸会：王兴兴谈机器人攻克毫米级误差 安全厂商开</w:t>
             </w:r>
           </w:p>
         </w:tc>
@@ -476,7 +352,7 @@
           </w:tcPr>
           <w:p>
             <w:r>
-              <w:t>4/2</w:t>
+              <w:t>9/3</w:t>
             </w:r>
           </w:p>
         </w:tc>
@@ -488,7 +364,7 @@
           </w:tcPr>
           <w:p>
             <w:r>
-              <w:t>7</w:t>
+              <w:t>5</w:t>
             </w:r>
           </w:p>
         </w:tc>
@@ -498,7 +374,69 @@
           </w:tcPr>
           <w:p>
             <w:r>
-              <w:t>0.592</w:t>
+              <w:t>0.697</w:t>
+            </w:r>
+          </w:p>
+        </w:tc>
+        <w:tc>
+          <w:tcPr>
+            <w:tcW w:type="dxa" w:w="1440"/>
+          </w:tcPr>
+          <w:p>
+            <w:r>
+              <w:t>高热</w:t>
+            </w:r>
+          </w:p>
+        </w:tc>
+        <w:tc>
+          <w:tcPr>
+            <w:tcW w:type="dxa" w:w="1440"/>
+          </w:tcPr>
+          <w:p>
+            <w:r>
+              <w:t>综合</w:t>
+            </w:r>
+          </w:p>
+        </w:tc>
+        <w:tc>
+          <w:tcPr>
+            <w:tcW w:type="dxa" w:w="1440"/>
+          </w:tcPr>
+          <w:p>
+            <w:r>
+              <w:t>特朗普称已拒绝伊朗提出的霍尔木兹海峡协议 胡塞武装袭击利雅得</w:t>
+            </w:r>
+          </w:p>
+        </w:tc>
+        <w:tc>
+          <w:tcPr>
+            <w:tcW w:type="dxa" w:w="1440"/>
+          </w:tcPr>
+          <w:p>
+            <w:r>
+              <w:t>5/2</w:t>
+            </w:r>
+          </w:p>
+        </w:tc>
+      </w:tr>
+      <w:tr>
+        <w:tc>
+          <w:tcPr>
+            <w:tcW w:type="dxa" w:w="1440"/>
+          </w:tcPr>
+          <w:p>
+            <w:r>
+              <w:t>6</w:t>
+            </w:r>
+          </w:p>
+        </w:tc>
+        <w:tc>
+          <w:tcPr>
+            <w:tcW w:type="dxa" w:w="1440"/>
+          </w:tcPr>
+          <w:p>
+            <w:r>
+              <w:t>0.629</w:t>
             </w:r>
           </w:p>
         </w:tc>
@@ -550,7 +488,7 @@
           </w:tcPr>
           <w:p>
             <w:r>
-              <w:t>8</w:t>
+              <w:t>7</w:t>
             </w:r>
           </w:p>
         </w:tc>
@@ -560,7 +498,7 @@
           </w:tcPr>
           <w:p>
             <w:r>
-              <w:t>0.578</w:t>
+              <w:t>0.629</w:t>
             </w:r>
           </w:p>
         </w:tc>
@@ -590,7 +528,7 @@
           </w:tcPr>
           <w:p>
             <w:r>
-              <w:t>交通运输部：9月24日全社会跨区域人员流动量22850.9万</w:t>
+              <w:t>特朗普：已批准旨在终结电动车强制令的新燃油经济性标准</w:t>
             </w:r>
           </w:p>
         </w:tc>
@@ -600,7 +538,69 @@
           </w:tcPr>
           <w:p>
             <w:r>
-              <w:t>3/2</w:t>
+              <w:t>4/2</w:t>
+            </w:r>
+          </w:p>
+        </w:tc>
+      </w:tr>
+      <w:tr>
+        <w:tc>
+          <w:tcPr>
+            <w:tcW w:type="dxa" w:w="1440"/>
+          </w:tcPr>
+          <w:p>
+            <w:r>
+              <w:t>8</w:t>
+            </w:r>
+          </w:p>
+        </w:tc>
+        <w:tc>
+          <w:tcPr>
+            <w:tcW w:type="dxa" w:w="1440"/>
+          </w:tcPr>
+          <w:p>
+            <w:r>
+              <w:t>0.628</w:t>
+            </w:r>
+          </w:p>
+        </w:tc>
+        <w:tc>
+          <w:tcPr>
+            <w:tcW w:type="dxa" w:w="1440"/>
+          </w:tcPr>
+          <w:p>
+            <w:r>
+              <w:t>高热</w:t>
+            </w:r>
+          </w:p>
+        </w:tc>
+        <w:tc>
+          <w:tcPr>
+            <w:tcW w:type="dxa" w:w="1440"/>
+          </w:tcPr>
+          <w:p>
+            <w:r>
+              <w:t>国际市场</w:t>
+            </w:r>
+          </w:p>
+        </w:tc>
+        <w:tc>
+          <w:tcPr>
+            <w:tcW w:type="dxa" w:w="1440"/>
+          </w:tcPr>
+          <w:p>
+            <w:r>
+              <w:t>9月26日热门中概股多数下跌，阿里巴巴跌0.8%</w:t>
+            </w:r>
+          </w:p>
+        </w:tc>
+        <w:tc>
+          <w:tcPr>
+            <w:tcW w:type="dxa" w:w="1440"/>
+          </w:tcPr>
+          <w:p>
+            <w:r>
+              <w:t>3/3</w:t>
             </w:r>
           </w:p>
         </w:tc>
@@ -622,7 +622,7 @@
           </w:tcPr>
           <w:p>
             <w:r>
-              <w:t>0.563</w:t>
+              <w:t>0.605</w:t>
             </w:r>
           </w:p>
         </w:tc>
@@ -652,7 +652,7 @@
           </w:tcPr>
           <w:p>
             <w:r>
-              <w:t>特朗普称已拒绝伊朗提出的霍尔木兹海峡协议 胡塞武装袭击利雅得</w:t>
+              <w:t>自然资源部与中国气象局联合发布橙色地质灾害气象风险预警</w:t>
             </w:r>
           </w:p>
         </w:tc>
@@ -662,7 +662,7 @@
           </w:tcPr>
           <w:p>
             <w:r>
-              <w:t>4/2</w:t>
+              <w:t>3/2</w:t>
             </w:r>
           </w:p>
         </w:tc>
@@ -684,7 +684,7 @@
           </w:tcPr>
           <w:p>
             <w:r>
-              <w:t>0.558</w:t>
+              <w:t>0.586</w:t>
             </w:r>
           </w:p>
         </w:tc>
@@ -694,7 +694,7 @@
           </w:tcPr>
           <w:p>
             <w:r>
-              <w:t>高热</w:t>
+              <w:t>升温中</w:t>
             </w:r>
           </w:p>
         </w:tc>
@@ -755,7 +755,7 @@
           <w:color w:val="8A939E"/>
           <w:sz w:val="18"/>
         </w:rPr>
-        <w:t>热度 0.863（爆点）· 12 篇 / 3 家媒体 · 国际市场</w:t>
+        <w:t>热度 0.740（爆点）· 9 篇 / 3 家媒体 · 国际市场</w:t>
       </w:r>
     </w:p>
     <w:p>
@@ -767,7 +767,7 @@
         <w:t>事件概述：</w:t>
       </w:r>
       <w:r>
-        <w:t>「美股半导体股深夜拉升，ARM涨超5%，科技巨头走势分化，微软大涨3%，Meta跌2.7%，美伊被」由 12 篇报道聚合而成，覆盖 3 家媒体，热度 0.863（爆点），所属板块类目：国际市场。</w:t>
+        <w:t>「美股半导体股深夜拉升，ARM涨超5%，科技巨头走势分化，微软大涨3%，Meta跌2.7%，美伊被」由 9 篇报道聚合而成，覆盖 3 家媒体，热度 0.74（爆点），所属板块类目：国际市场。</w:t>
       </w:r>
     </w:p>
     <w:p>
@@ -779,7 +779,7 @@
         <w:t>关键信息：</w:t>
       </w:r>
       <w:r>
-        <w:t>美股半导体股深夜拉升，ARM涨超5%，科技巨头走势分化，微软大涨3%，Meta跌；微软领涨美股科技“七巨头” 市值一夜暴增9000亿元；美股芯片股、光通信盘前拉升，ARM涨近4%，老牌科技股飙涨23%，加密货币集体大</w:t>
+        <w:t>美股半导体股深夜拉升，ARM涨超5%，科技巨头走势分化，微软大涨3%，Meta跌；微软领涨美股科技“七巨头” 市值一夜暴增9000亿元；利好突袭！1天暴涨9000亿元！25万亿巨头股价飙涨</w:t>
       </w:r>
     </w:p>
     <w:p>
@@ -812,7 +812,7 @@
           <w:color w:val="8A939E"/>
           <w:sz w:val="17"/>
         </w:rPr>
-        <w:t>引用：[1]美股半导体股深夜拉升，ARM涨超5%，科技巨头走势分 / [2]微软领涨美股科技“七巨头” 市值一夜暴增9000亿元 / [3]美股芯片股、光通信盘前拉升，ARM涨近4%，老牌科技 / [4]利好突袭！1天暴涨9000亿元！25万亿巨头股价飙涨</w:t>
+        <w:t>引用：[1]美股半导体股深夜拉升，ARM涨超5%，科技巨头走势分 / [2]微软领涨美股科技“七巨头” 市值一夜暴增9000亿元 / [3]利好突袭！1天暴涨9000亿元！25万亿巨头股价飙涨 / [4]美股芯片股，集体上涨</w:t>
       </w:r>
     </w:p>
     <w:p>
@@ -829,7 +829,7 @@
           <w:color w:val="8A939E"/>
           <w:sz w:val="18"/>
         </w:rPr>
-        <w:t>热度 0.700（爆点）· 4 篇 / 3 家媒体 · 综合</w:t>
+        <w:t>热度 0.733（爆点）· 4 篇 / 3 家媒体 · 综合</w:t>
       </w:r>
     </w:p>
     <w:p>
@@ -841,7 +841,7 @@
         <w:t>事件概述：</w:t>
       </w:r>
       <w:r>
-        <w:t>「伊朗外长：2月28日之前，霍尔木兹海峡一直保持通航。 霍尔木兹海峡当前的不安全局」由 4 篇报道聚合而成，覆盖 3 家媒体，热度 0.7（爆点），所属板块类目：综合。</w:t>
+        <w:t>「伊朗外长：2月28日之前，霍尔木兹海峡一直保持通航。 霍尔木兹海峡当前的不安全局」由 4 篇报道聚合而成，覆盖 3 家媒体，热度 0.733（爆点），所属板块类目：综合。</w:t>
       </w:r>
     </w:p>
     <w:p>
@@ -886,7 +886,7 @@
           <w:color w:val="8A939E"/>
           <w:sz w:val="17"/>
         </w:rPr>
-        <w:t>引用：[1]伊朗外长：2月28日之前，霍尔木兹海峡一直保持通航。 / [2]伊朗外交部长：伊朗方面可以接受这份七天计划，霍尔木兹 / [3]伊朗外长: 霍尔木兹海峡开放取决于伊方条件是否满足 / [4]伊朗外长与沙特外交大臣会晤 讨论霍尔木兹海峡等议题</w:t>
+        <w:t>引用：[1]伊朗外长：2月28日之前，霍尔木兹海峡一直保持通航。 / [2]伊朗外交部长：伊朗方面可以接受这份七天计划，霍尔木兹 / [3]伊朗外长: 霍尔木兹海峡开放取决于伊方条件是否满足 / [4]特朗普过去24小时都忙了什么？（2026-09-27</w:t>
       </w:r>
     </w:p>
     <w:p>
@@ -894,7 +894,7 @@
         <w:pStyle w:val="Heading2"/>
       </w:pPr>
       <w:r>
-        <w:t>9月26日热门中概股多数下跌，阿里巴巴跌0.8%</w:t>
+        <w:t>返程高峰日预计有76.8万人次坐火车抵京 多条地铁27日延长运营至凌晨2点</w:t>
       </w:r>
     </w:p>
     <w:p>
@@ -903,7 +903,7 @@
           <w:color w:val="8A939E"/>
           <w:sz w:val="18"/>
         </w:rPr>
-        <w:t>热度 0.596（爆点）· 3 篇 / 3 家媒体 · 国际市场</w:t>
+        <w:t>热度 0.729（爆点）· 10 篇 / 3 家媒体 · 交运物流</w:t>
       </w:r>
     </w:p>
     <w:p>
@@ -915,7 +915,7 @@
         <w:t>事件概述：</w:t>
       </w:r>
       <w:r>
-        <w:t>「9月26日热门中概股多数下跌，阿里巴巴跌0.8%」由 3 篇报道聚合而成，覆盖 3 家媒体，热度 0.596（爆点），所属板块类目：国际市场。</w:t>
+        <w:t>「返程高峰日预计有76.8万人次坐火车抵京 多条地铁27日延长运营至凌晨2点」由 10 篇报道聚合而成，覆盖 3 家媒体，热度 0.729（爆点），所属板块类目：交运物流。</w:t>
       </w:r>
     </w:p>
     <w:p>
@@ -927,7 +927,7 @@
         <w:t>关键信息：</w:t>
       </w:r>
       <w:r>
-        <w:t>9月26日热门中概股多数下跌，阿里巴巴跌0.8%；中概指数收跌超0.6%，世纪互联跌4%；9月26日隔夜要闻：美股三大指数收涨 原油下跌 金价微升 美官员称美伊正就重新开</w:t>
+        <w:t>返程高峰日预计有76.8万人次坐火车抵京 多条地铁27日延长运营至凌晨2点；全国铁路迎中秋返程客流高峰 9月27日预计发送旅客1686万人次；长三角铁路迎来返程高峰，预计今日发送旅客332万人次</w:t>
       </w:r>
     </w:p>
     <w:p>
@@ -960,7 +960,7 @@
           <w:color w:val="8A939E"/>
           <w:sz w:val="17"/>
         </w:rPr>
-        <w:t>引用：[1]9月26日热门中概股多数下跌，阿里巴巴跌0.8% / [2]中概指数收跌超0.6%，世纪互联跌4% / [3]9月26日隔夜要闻：美股三大指数收涨 原油下跌 金价 / [4]港股收盘：恒生指数跌1.01%，恒生科技指数跌1.1</w:t>
+        <w:t>引用：[1]返程高峰日预计有76.8万人次坐火车抵京 多条地铁2 / [2]全国铁路迎中秋返程客流高峰 9月27日预计发送旅客1 / [3]长三角铁路迎来返程高峰，预计今日发送旅客332万人次 / [4]铁路、民航、公路齐发力 各地全力保障中秋返程出行</w:t>
       </w:r>
     </w:p>
     <w:p>
@@ -968,7 +968,7 @@
         <w:pStyle w:val="Heading2"/>
       </w:pPr>
       <w:r>
-        <w:t>日本财务大臣片山皋月：日本首相高市早苗“并非再通胀主义者”。 高市早苗非常尊重日</w:t>
+        <w:t>AI“包场”数贸会：王兴兴谈机器人攻克毫米级误差 安全厂商开始“以AI制AI”</w:t>
       </w:r>
     </w:p>
     <w:p>
@@ -977,7 +977,7 @@
           <w:color w:val="8A939E"/>
           <w:sz w:val="18"/>
         </w:rPr>
-        <w:t>热度 0.592（爆点）· 4 篇 / 2 家媒体 · 综合</w:t>
+        <w:t>热度 0.717（高热）· 9 篇 / 3 家媒体 · 综合</w:t>
       </w:r>
     </w:p>
     <w:p>
@@ -989,7 +989,7 @@
         <w:t>事件概述：</w:t>
       </w:r>
       <w:r>
-        <w:t>「日本财务大臣片山皋月：日本首相高市早苗“并非再通胀主义者”。 高市早苗非常尊重日」由 4 篇报道聚合而成，覆盖 2 家媒体，热度 0.592（爆点），所属板块类目：综合。</w:t>
+        <w:t>「AI“包场”数贸会：王兴兴谈机器人攻克毫米级误差 安全厂商开始“以AI制AI”」由 9 篇报道聚合而成，覆盖 3 家媒体，热度 0.717（高热），所属板块类目：综合。</w:t>
       </w:r>
     </w:p>
     <w:p>
@@ -1001,7 +1001,81 @@
         <w:t>关键信息：</w:t>
       </w:r>
       <w:r>
-        <w:t>日本财务大臣片山皋月：日本首相高市早苗“并非再通胀主义者”。 高市早苗非常尊重日；日本财务大臣：特朗普向高市早苗表达对日元的担忧；特朗普与高市早苗讨论日元疲软问题</w:t>
+        <w:t>AI“包场”数贸会：王兴兴谈机器人攻克毫米级误差 安全厂商开始“以AI制AI”；中秋遇上数贸会 科技风潮点亮假日新生活；遇见AI未来链接全球商机 第五届数贸会在杭州闭幕</w:t>
+      </w:r>
+    </w:p>
+    <w:p>
+      <w:r>
+        <w:rPr>
+          <w:b/>
+          <w:color w:val="16324F"/>
+        </w:rPr>
+        <w:t>市场影响：</w:t>
+      </w:r>
+      <w:r>
+        <w:t>关联板块代码：BK1408、BK0800。（LLM 不可用，未生成研判，以上为检索与统计事实）</w:t>
+      </w:r>
+    </w:p>
+    <w:p>
+      <w:r>
+        <w:rPr>
+          <w:b/>
+          <w:color w:val="16324F"/>
+        </w:rPr>
+        <w:t>关注要点：</w:t>
+      </w:r>
+      <w:r>
+        <w:t>建议人工复核该事件的后续进展与板块联动。</w:t>
+      </w:r>
+    </w:p>
+    <w:p>
+      <w:r>
+        <w:rPr>
+          <w:color w:val="8A939E"/>
+          <w:sz w:val="17"/>
+        </w:rPr>
+        <w:t>引用：[1]AI“包场”数贸会：王兴兴谈机器人攻克毫米级误差 安 / [2]中秋遇上数贸会 科技风潮点亮假日新生活 / [3]遇见AI未来链接全球商机 第五届数贸会在杭州闭幕 / [4]数博会侧记：机器人“跨界”，从“被观看”到“被需要”</w:t>
+      </w:r>
+    </w:p>
+    <w:p>
+      <w:pPr>
+        <w:pStyle w:val="Heading2"/>
+      </w:pPr>
+      <w:r>
+        <w:t>特朗普称已拒绝伊朗提出的霍尔木兹海峡协议 胡塞武装袭击利雅得</w:t>
+      </w:r>
+    </w:p>
+    <w:p>
+      <w:r>
+        <w:rPr>
+          <w:color w:val="8A939E"/>
+          <w:sz w:val="18"/>
+        </w:rPr>
+        <w:t>热度 0.697（高热）· 5 篇 / 2 家媒体 · 综合</w:t>
+      </w:r>
+    </w:p>
+    <w:p>
+      <w:r>
+        <w:rPr>
+          <w:b/>
+          <w:color w:val="16324F"/>
+        </w:rPr>
+        <w:t>事件概述：</w:t>
+      </w:r>
+      <w:r>
+        <w:t>「特朗普称已拒绝伊朗提出的霍尔木兹海峡协议 胡塞武装袭击利雅得」由 5 篇报道聚合而成，覆盖 2 家媒体，热度 0.697（高热），所属板块类目：综合。</w:t>
+      </w:r>
+    </w:p>
+    <w:p>
+      <w:r>
+        <w:rPr>
+          <w:b/>
+          <w:color w:val="16324F"/>
+        </w:rPr>
+        <w:t>关键信息：</w:t>
+      </w:r>
+      <w:r>
+        <w:t>特朗普称已拒绝伊朗提出的霍尔木兹海峡协议 胡塞武装袭击利雅得；美媒：特朗普拒绝伊朗七日内重开霍尔木兹海峡提议；特朗普过去24小时都忙了什么？（2026-09-27）</w:t>
       </w:r>
     </w:p>
     <w:p>
@@ -1034,81 +1108,7 @@
           <w:color w:val="8A939E"/>
           <w:sz w:val="17"/>
         </w:rPr>
-        <w:t>引用：[1]日本财务大臣片山皋月：日本首相高市早苗“并非再通胀主 / [2]日本财务大臣：特朗普向高市早苗表达对日元的担忧 / [3]特朗普与高市早苗讨论日元疲软问题 / [4]特朗普向高市早苗就日元疲软表达了关切</w:t>
-      </w:r>
-    </w:p>
-    <w:p>
-      <w:pPr>
-        <w:pStyle w:val="Heading2"/>
-      </w:pPr>
-      <w:r>
-        <w:t>港股收盘：恒生指数跌1.01%，恒生科技指数跌1.13%。网易跌超3%，小米集团</w:t>
-      </w:r>
-    </w:p>
-    <w:p>
-      <w:r>
-        <w:rPr>
-          <w:color w:val="8A939E"/>
-          <w:sz w:val="18"/>
-        </w:rPr>
-        <w:t>热度 0.592（高热）· 4 篇 / 2 家媒体 · 金融市场</w:t>
-      </w:r>
-    </w:p>
-    <w:p>
-      <w:r>
-        <w:rPr>
-          <w:b/>
-          <w:color w:val="16324F"/>
-        </w:rPr>
-        <w:t>事件概述：</w:t>
-      </w:r>
-      <w:r>
-        <w:t>「港股收盘：恒生指数跌1.01%，恒生科技指数跌1.13%。网易跌超3%，小米集团」由 4 篇报道聚合而成，覆盖 2 家媒体，热度 0.592（高热），所属板块类目：金融市场。</w:t>
-      </w:r>
-    </w:p>
-    <w:p>
-      <w:r>
-        <w:rPr>
-          <w:b/>
-          <w:color w:val="16324F"/>
-        </w:rPr>
-        <w:t>关键信息：</w:t>
-      </w:r>
-      <w:r>
-        <w:t>港股收盘：恒生指数跌1.01%，恒生科技指数跌1.13%。网易跌超3%，小米集团；港股午评：恒指跌1.69% 科指跌2.14% 科网股普跌 内房股下挫；创新药三倍牛股，大涨8%</w:t>
-      </w:r>
-    </w:p>
-    <w:p>
-      <w:r>
-        <w:rPr>
-          <w:b/>
-          <w:color w:val="16324F"/>
-        </w:rPr>
-        <w:t>市场影响：</w:t>
-      </w:r>
-      <w:r>
-        <w:t>关联板块代码：本簇未携带板块标签。（LLM 不可用，未生成研判，以上为检索与统计事实）</w:t>
-      </w:r>
-    </w:p>
-    <w:p>
-      <w:r>
-        <w:rPr>
-          <w:b/>
-          <w:color w:val="16324F"/>
-        </w:rPr>
-        <w:t>关注要点：</w:t>
-      </w:r>
-      <w:r>
-        <w:t>建议人工复核该事件的后续进展与板块联动。</w:t>
-      </w:r>
-    </w:p>
-    <w:p>
-      <w:r>
-        <w:rPr>
-          <w:color w:val="8A939E"/>
-          <w:sz w:val="17"/>
-        </w:rPr>
-        <w:t>引用：[1]港股收盘：恒生指数跌1.01%，恒生科技指数跌1.1 / [2]港股午评：恒指跌1.69% 科指跌2.14% 科网股 / [3]创新药三倍牛股，大涨8% / [4]港股主要指数探底回升，恒指、科指跌幅均收窄至1.5%</w:t>
+        <w:t>引用：[1]特朗普称已拒绝伊朗提出的霍尔木兹海峡协议 胡塞武装袭 / [2]美媒：特朗普拒绝伊朗七日内重开霍尔木兹海峡提议 / [3]特朗普过去24小时都忙了什么？（2026-09-27 / [4]美官员：就重开霍尔木兹海峡协议开展谈判 但美方不急于</w:t>
       </w:r>
     </w:p>
     <w:p>
@@ -1127,7 +1127,7 @@
         <w:pStyle w:val="ListBullet"/>
       </w:pPr>
       <w:r>
-        <w:t>采集：6 家媒体公开接口，累计入库 15,325 条</w:t>
+        <w:t>采集：6 家媒体公开接口，累计入库 15,753 条</w:t>
       </w:r>
     </w:p>
     <w:p>
@@ -1135,7 +1135,7 @@
         <w:pStyle w:val="ListBullet"/>
       </w:pPr>
       <w:r>
-        <w:t>三层去重：1,573 → 1,341 条（精确136/SimHash6/语义90）</w:t>
+        <w:t>三层去重：1,498 → 1,267 条（精确135/SimHash5/语义91）</w:t>
       </w:r>
     </w:p>
     <w:p>
